--- a/Tuesday 11-08-26.docx
+++ b/Tuesday 11-08-26.docx
@@ -42,8 +42,8 @@
       <w:tblGrid>
         <w:gridCol w:w="1008"/>
         <w:gridCol w:w="2016"/>
-        <w:gridCol w:w="2302"/>
-        <w:gridCol w:w="1442"/>
+        <w:gridCol w:w="2301"/>
+        <w:gridCol w:w="1443"/>
         <w:gridCol w:w="1944"/>
         <w:gridCol w:w="648"/>
       </w:tblGrid>
@@ -110,7 +110,7 @@
         </w:tc>
         <w:tc>
           <w:tcPr>
-            <w:tcW w:w="2302" w:type="dxa"/>
+            <w:tcW w:w="2301" w:type="dxa"/>
             <w:tcBorders>
               <w:top w:val="single" w:sz="6" w:space="0" w:color="C8D0D8"/>
               <w:start w:val="single" w:sz="6" w:space="0" w:color="C8D0D8"/>
@@ -138,7 +138,7 @@
         </w:tc>
         <w:tc>
           <w:tcPr>
-            <w:tcW w:w="1442" w:type="dxa"/>
+            <w:tcW w:w="1443" w:type="dxa"/>
             <w:tcBorders>
               <w:top w:val="single" w:sz="6" w:space="0" w:color="C8D0D8"/>
               <w:start w:val="single" w:sz="6" w:space="0" w:color="C8D0D8"/>
@@ -247,6 +247,7 @@
             </w:pPr>
             <w:r>
               <w:rPr/>
+              <w:t>11-08-2026</w:t>
             </w:r>
           </w:p>
         </w:tc>
@@ -275,7 +276,7 @@
         </w:tc>
         <w:tc>
           <w:tcPr>
-            <w:tcW w:w="2302" w:type="dxa"/>
+            <w:tcW w:w="2301" w:type="dxa"/>
             <w:tcBorders>
               <w:top w:val="single" w:sz="6" w:space="0" w:color="C8D0D8"/>
               <w:start w:val="single" w:sz="6" w:space="0" w:color="C8D0D8"/>
@@ -298,7 +299,7 @@
         </w:tc>
         <w:tc>
           <w:tcPr>
-            <w:tcW w:w="1442" w:type="dxa"/>
+            <w:tcW w:w="1443" w:type="dxa"/>
             <w:tcBorders>
               <w:top w:val="single" w:sz="6" w:space="0" w:color="C8D0D8"/>
               <w:start w:val="single" w:sz="6" w:space="0" w:color="C8D0D8"/>
@@ -392,6 +393,7 @@
             </w:pPr>
             <w:r>
               <w:rPr/>
+              <w:t>11-08-2026</w:t>
             </w:r>
           </w:p>
         </w:tc>
@@ -421,7 +423,7 @@
         </w:tc>
         <w:tc>
           <w:tcPr>
-            <w:tcW w:w="2302" w:type="dxa"/>
+            <w:tcW w:w="2301" w:type="dxa"/>
             <w:tcBorders>
               <w:top w:val="single" w:sz="6" w:space="0" w:color="C8D0D8"/>
               <w:start w:val="single" w:sz="6" w:space="0" w:color="C8D0D8"/>
@@ -445,7 +447,7 @@
         </w:tc>
         <w:tc>
           <w:tcPr>
-            <w:tcW w:w="1442" w:type="dxa"/>
+            <w:tcW w:w="1443" w:type="dxa"/>
             <w:tcBorders>
               <w:top w:val="single" w:sz="6" w:space="0" w:color="C8D0D8"/>
               <w:start w:val="single" w:sz="6" w:space="0" w:color="C8D0D8"/>
@@ -561,6 +563,7 @@
             </w:pPr>
             <w:r>
               <w:rPr/>
+              <w:t>11-08-2026</w:t>
             </w:r>
           </w:p>
         </w:tc>
@@ -589,7 +592,7 @@
         </w:tc>
         <w:tc>
           <w:tcPr>
-            <w:tcW w:w="2302" w:type="dxa"/>
+            <w:tcW w:w="2301" w:type="dxa"/>
             <w:tcBorders>
               <w:top w:val="single" w:sz="6" w:space="0" w:color="C8D0D8"/>
               <w:start w:val="single" w:sz="6" w:space="0" w:color="C8D0D8"/>
@@ -612,7 +615,7 @@
         </w:tc>
         <w:tc>
           <w:tcPr>
-            <w:tcW w:w="1442" w:type="dxa"/>
+            <w:tcW w:w="1443" w:type="dxa"/>
             <w:tcBorders>
               <w:top w:val="single" w:sz="6" w:space="0" w:color="C8D0D8"/>
               <w:start w:val="single" w:sz="6" w:space="0" w:color="C8D0D8"/>
@@ -706,6 +709,7 @@
             </w:pPr>
             <w:r>
               <w:rPr/>
+              <w:t>11-08-2026</w:t>
             </w:r>
           </w:p>
         </w:tc>
@@ -735,7 +739,7 @@
         </w:tc>
         <w:tc>
           <w:tcPr>
-            <w:tcW w:w="2302" w:type="dxa"/>
+            <w:tcW w:w="2301" w:type="dxa"/>
             <w:tcBorders>
               <w:top w:val="single" w:sz="6" w:space="0" w:color="C8D0D8"/>
               <w:start w:val="single" w:sz="6" w:space="0" w:color="C8D0D8"/>
@@ -759,7 +763,7 @@
         </w:tc>
         <w:tc>
           <w:tcPr>
-            <w:tcW w:w="1442" w:type="dxa"/>
+            <w:tcW w:w="1443" w:type="dxa"/>
             <w:tcBorders>
               <w:top w:val="single" w:sz="6" w:space="0" w:color="C8D0D8"/>
               <w:start w:val="single" w:sz="6" w:space="0" w:color="C8D0D8"/>
@@ -855,6 +859,7 @@
             </w:pPr>
             <w:r>
               <w:rPr/>
+              <w:t>11-08-2026</w:t>
             </w:r>
           </w:p>
         </w:tc>
@@ -895,7 +900,7 @@
         </w:tc>
         <w:tc>
           <w:tcPr>
-            <w:tcW w:w="2302" w:type="dxa"/>
+            <w:tcW w:w="2301" w:type="dxa"/>
             <w:tcBorders>
               <w:top w:val="single" w:sz="6" w:space="0" w:color="C8D0D8"/>
               <w:start w:val="single" w:sz="6" w:space="0" w:color="C8D0D8"/>
@@ -930,7 +935,7 @@
         </w:tc>
         <w:tc>
           <w:tcPr>
-            <w:tcW w:w="1442" w:type="dxa"/>
+            <w:tcW w:w="1443" w:type="dxa"/>
             <w:tcBorders>
               <w:top w:val="single" w:sz="6" w:space="0" w:color="C8D0D8"/>
               <w:start w:val="single" w:sz="6" w:space="0" w:color="C8D0D8"/>
@@ -1052,30 +1057,30 @@
         </w:tc>
         <w:tc>
           <w:tcPr>
-            <w:tcW w:w="2302" w:type="dxa"/>
-            <w:tcBorders>
-              <w:top w:val="single" w:sz="6" w:space="0" w:color="C8D0D8"/>
-              <w:start w:val="single" w:sz="6" w:space="0" w:color="C8D0D8"/>
-              <w:bottom w:val="single" w:sz="6" w:space="0" w:color="C8D0D8"/>
-              <w:end w:val="single" w:sz="6" w:space="0" w:color="C8D0D8"/>
-            </w:tcBorders>
-            <w:shd w:color="auto" w:fill="F2F4F7" w:val="clear"/>
-            <w:vAlign w:val="center"/>
-          </w:tcPr>
-          <w:p>
-            <w:pPr>
-              <w:pStyle w:val="Normal"/>
-              <w:spacing w:lineRule="auto" w:line="252" w:before="0" w:after="0"/>
-              <w:rPr/>
-            </w:pPr>
-            <w:r>
-              <w:rPr/>
-            </w:r>
-          </w:p>
-        </w:tc>
-        <w:tc>
-          <w:tcPr>
-            <w:tcW w:w="1442" w:type="dxa"/>
+            <w:tcW w:w="2301" w:type="dxa"/>
+            <w:tcBorders>
+              <w:top w:val="single" w:sz="6" w:space="0" w:color="C8D0D8"/>
+              <w:start w:val="single" w:sz="6" w:space="0" w:color="C8D0D8"/>
+              <w:bottom w:val="single" w:sz="6" w:space="0" w:color="C8D0D8"/>
+              <w:end w:val="single" w:sz="6" w:space="0" w:color="C8D0D8"/>
+            </w:tcBorders>
+            <w:shd w:color="auto" w:fill="F2F4F7" w:val="clear"/>
+            <w:vAlign w:val="center"/>
+          </w:tcPr>
+          <w:p>
+            <w:pPr>
+              <w:pStyle w:val="Normal"/>
+              <w:spacing w:lineRule="auto" w:line="252" w:before="0" w:after="0"/>
+              <w:rPr/>
+            </w:pPr>
+            <w:r>
+              <w:rPr/>
+            </w:r>
+          </w:p>
+        </w:tc>
+        <w:tc>
+          <w:tcPr>
+            <w:tcW w:w="1443" w:type="dxa"/>
             <w:tcBorders>
               <w:top w:val="single" w:sz="6" w:space="0" w:color="C8D0D8"/>
               <w:start w:val="single" w:sz="6" w:space="0" w:color="C8D0D8"/>
@@ -1196,29 +1201,29 @@
         </w:tc>
         <w:tc>
           <w:tcPr>
-            <w:tcW w:w="2302" w:type="dxa"/>
-            <w:tcBorders>
-              <w:top w:val="single" w:sz="6" w:space="0" w:color="C8D0D8"/>
-              <w:start w:val="single" w:sz="6" w:space="0" w:color="C8D0D8"/>
-              <w:bottom w:val="single" w:sz="6" w:space="0" w:color="C8D0D8"/>
-              <w:end w:val="single" w:sz="6" w:space="0" w:color="C8D0D8"/>
-            </w:tcBorders>
-            <w:vAlign w:val="center"/>
-          </w:tcPr>
-          <w:p>
-            <w:pPr>
-              <w:pStyle w:val="Normal"/>
-              <w:spacing w:lineRule="auto" w:line="252" w:before="0" w:after="0"/>
-              <w:rPr/>
-            </w:pPr>
-            <w:r>
-              <w:rPr/>
-            </w:r>
-          </w:p>
-        </w:tc>
-        <w:tc>
-          <w:tcPr>
-            <w:tcW w:w="1442" w:type="dxa"/>
+            <w:tcW w:w="2301" w:type="dxa"/>
+            <w:tcBorders>
+              <w:top w:val="single" w:sz="6" w:space="0" w:color="C8D0D8"/>
+              <w:start w:val="single" w:sz="6" w:space="0" w:color="C8D0D8"/>
+              <w:bottom w:val="single" w:sz="6" w:space="0" w:color="C8D0D8"/>
+              <w:end w:val="single" w:sz="6" w:space="0" w:color="C8D0D8"/>
+            </w:tcBorders>
+            <w:vAlign w:val="center"/>
+          </w:tcPr>
+          <w:p>
+            <w:pPr>
+              <w:pStyle w:val="Normal"/>
+              <w:spacing w:lineRule="auto" w:line="252" w:before="0" w:after="0"/>
+              <w:rPr/>
+            </w:pPr>
+            <w:r>
+              <w:rPr/>
+            </w:r>
+          </w:p>
+        </w:tc>
+        <w:tc>
+          <w:tcPr>
+            <w:tcW w:w="1443" w:type="dxa"/>
             <w:tcBorders>
               <w:top w:val="single" w:sz="6" w:space="0" w:color="C8D0D8"/>
               <w:start w:val="single" w:sz="6" w:space="0" w:color="C8D0D8"/>
@@ -1338,30 +1343,30 @@
         </w:tc>
         <w:tc>
           <w:tcPr>
-            <w:tcW w:w="2302" w:type="dxa"/>
-            <w:tcBorders>
-              <w:top w:val="single" w:sz="6" w:space="0" w:color="C8D0D8"/>
-              <w:start w:val="single" w:sz="6" w:space="0" w:color="C8D0D8"/>
-              <w:bottom w:val="single" w:sz="6" w:space="0" w:color="C8D0D8"/>
-              <w:end w:val="single" w:sz="6" w:space="0" w:color="C8D0D8"/>
-            </w:tcBorders>
-            <w:shd w:color="auto" w:fill="F2F4F7" w:val="clear"/>
-            <w:vAlign w:val="center"/>
-          </w:tcPr>
-          <w:p>
-            <w:pPr>
-              <w:pStyle w:val="Normal"/>
-              <w:spacing w:lineRule="auto" w:line="252" w:before="0" w:after="0"/>
-              <w:rPr/>
-            </w:pPr>
-            <w:r>
-              <w:rPr/>
-            </w:r>
-          </w:p>
-        </w:tc>
-        <w:tc>
-          <w:tcPr>
-            <w:tcW w:w="1442" w:type="dxa"/>
+            <w:tcW w:w="2301" w:type="dxa"/>
+            <w:tcBorders>
+              <w:top w:val="single" w:sz="6" w:space="0" w:color="C8D0D8"/>
+              <w:start w:val="single" w:sz="6" w:space="0" w:color="C8D0D8"/>
+              <w:bottom w:val="single" w:sz="6" w:space="0" w:color="C8D0D8"/>
+              <w:end w:val="single" w:sz="6" w:space="0" w:color="C8D0D8"/>
+            </w:tcBorders>
+            <w:shd w:color="auto" w:fill="F2F4F7" w:val="clear"/>
+            <w:vAlign w:val="center"/>
+          </w:tcPr>
+          <w:p>
+            <w:pPr>
+              <w:pStyle w:val="Normal"/>
+              <w:spacing w:lineRule="auto" w:line="252" w:before="0" w:after="0"/>
+              <w:rPr/>
+            </w:pPr>
+            <w:r>
+              <w:rPr/>
+            </w:r>
+          </w:p>
+        </w:tc>
+        <w:tc>
+          <w:tcPr>
+            <w:tcW w:w="1443" w:type="dxa"/>
             <w:tcBorders>
               <w:top w:val="single" w:sz="6" w:space="0" w:color="C8D0D8"/>
               <w:start w:val="single" w:sz="6" w:space="0" w:color="C8D0D8"/>
@@ -1482,29 +1487,29 @@
         </w:tc>
         <w:tc>
           <w:tcPr>
-            <w:tcW w:w="2302" w:type="dxa"/>
-            <w:tcBorders>
-              <w:top w:val="single" w:sz="6" w:space="0" w:color="C8D0D8"/>
-              <w:start w:val="single" w:sz="6" w:space="0" w:color="C8D0D8"/>
-              <w:bottom w:val="single" w:sz="6" w:space="0" w:color="C8D0D8"/>
-              <w:end w:val="single" w:sz="6" w:space="0" w:color="C8D0D8"/>
-            </w:tcBorders>
-            <w:vAlign w:val="center"/>
-          </w:tcPr>
-          <w:p>
-            <w:pPr>
-              <w:pStyle w:val="Normal"/>
-              <w:spacing w:lineRule="auto" w:line="252" w:before="0" w:after="0"/>
-              <w:rPr/>
-            </w:pPr>
-            <w:r>
-              <w:rPr/>
-            </w:r>
-          </w:p>
-        </w:tc>
-        <w:tc>
-          <w:tcPr>
-            <w:tcW w:w="1442" w:type="dxa"/>
+            <w:tcW w:w="2301" w:type="dxa"/>
+            <w:tcBorders>
+              <w:top w:val="single" w:sz="6" w:space="0" w:color="C8D0D8"/>
+              <w:start w:val="single" w:sz="6" w:space="0" w:color="C8D0D8"/>
+              <w:bottom w:val="single" w:sz="6" w:space="0" w:color="C8D0D8"/>
+              <w:end w:val="single" w:sz="6" w:space="0" w:color="C8D0D8"/>
+            </w:tcBorders>
+            <w:vAlign w:val="center"/>
+          </w:tcPr>
+          <w:p>
+            <w:pPr>
+              <w:pStyle w:val="Normal"/>
+              <w:spacing w:lineRule="auto" w:line="252" w:before="0" w:after="0"/>
+              <w:rPr/>
+            </w:pPr>
+            <w:r>
+              <w:rPr/>
+            </w:r>
+          </w:p>
+        </w:tc>
+        <w:tc>
+          <w:tcPr>
+            <w:tcW w:w="1443" w:type="dxa"/>
             <w:tcBorders>
               <w:top w:val="single" w:sz="6" w:space="0" w:color="C8D0D8"/>
               <w:start w:val="single" w:sz="6" w:space="0" w:color="C8D0D8"/>
@@ -1624,30 +1629,30 @@
         </w:tc>
         <w:tc>
           <w:tcPr>
-            <w:tcW w:w="2302" w:type="dxa"/>
-            <w:tcBorders>
-              <w:top w:val="single" w:sz="6" w:space="0" w:color="C8D0D8"/>
-              <w:start w:val="single" w:sz="6" w:space="0" w:color="C8D0D8"/>
-              <w:bottom w:val="single" w:sz="6" w:space="0" w:color="C8D0D8"/>
-              <w:end w:val="single" w:sz="6" w:space="0" w:color="C8D0D8"/>
-            </w:tcBorders>
-            <w:shd w:color="auto" w:fill="F2F4F7" w:val="clear"/>
-            <w:vAlign w:val="center"/>
-          </w:tcPr>
-          <w:p>
-            <w:pPr>
-              <w:pStyle w:val="Normal"/>
-              <w:spacing w:lineRule="auto" w:line="252" w:before="0" w:after="0"/>
-              <w:rPr/>
-            </w:pPr>
-            <w:r>
-              <w:rPr/>
-            </w:r>
-          </w:p>
-        </w:tc>
-        <w:tc>
-          <w:tcPr>
-            <w:tcW w:w="1442" w:type="dxa"/>
+            <w:tcW w:w="2301" w:type="dxa"/>
+            <w:tcBorders>
+              <w:top w:val="single" w:sz="6" w:space="0" w:color="C8D0D8"/>
+              <w:start w:val="single" w:sz="6" w:space="0" w:color="C8D0D8"/>
+              <w:bottom w:val="single" w:sz="6" w:space="0" w:color="C8D0D8"/>
+              <w:end w:val="single" w:sz="6" w:space="0" w:color="C8D0D8"/>
+            </w:tcBorders>
+            <w:shd w:color="auto" w:fill="F2F4F7" w:val="clear"/>
+            <w:vAlign w:val="center"/>
+          </w:tcPr>
+          <w:p>
+            <w:pPr>
+              <w:pStyle w:val="Normal"/>
+              <w:spacing w:lineRule="auto" w:line="252" w:before="0" w:after="0"/>
+              <w:rPr/>
+            </w:pPr>
+            <w:r>
+              <w:rPr/>
+            </w:r>
+          </w:p>
+        </w:tc>
+        <w:tc>
+          <w:tcPr>
+            <w:tcW w:w="1443" w:type="dxa"/>
             <w:tcBorders>
               <w:top w:val="single" w:sz="6" w:space="0" w:color="C8D0D8"/>
               <w:start w:val="single" w:sz="6" w:space="0" w:color="C8D0D8"/>
